--- a/_print_az/freud-afaziya_az.docx
+++ b/_print_az/freud-afaziya_az.docx
@@ -50,7 +50,7 @@
     </w:p>
     <w:p>
       <w:r>
-        <w:t>Psixi funksiyaların lokallaşdırılması prosesinin nə qədər uzağa gedə biləcəyi sualına o, cavab verirdi ki, bu, yalnız elementar funksiyalara şamil edilir.[4] Görmə qavrayışı mərkəzi optik zonaya ötürülə bilər, eşitmə qavrayışı akustik siqnalların yayıldığı sahəyə göndərilir. Bunun hüdudlarından kənara çıxan hər şey - müxtəlif təsəvvürlərin anlayışda əlaqələndirilməsi və s. - assosiasiya sistemi­nin səlahiyyətinə aiddir; bu sistem baş beyin qabığının müxtəlif sahələrini bir-biri ilə əlaqələndirir, onları artıq bir yerdə lokallaşdırmır. Baş beyin qabığına daxil olan həssas impulslar orada uzunmüddətli təəssüratlar qoyur; Vernike belə güman edirdi ki, bunlar hər biri ayrı-ayrı hüceyrələrdə saxlanılır. "Baş beyin qabığı özünün altı yüz milyon qabıq cismi ilə (Meynertin hesablamalarına görə) xarici aləmdən gələn saysız-hesabsız hissi təəssüratların yazılarının zədələnmədən saxlanıla biləcəyi kifayət qədər ehtiyat yer təklif edir. Keçmiş oyanmaların bu qalıqları ilə - ki, biz onları xatirələr (yaddaş obrazları) adlandırmağı xoşlayırıq - baş beyin qabığı məskunlaşmışdır".[5]</w:t>
+        <w:t>Psixi funksiyaların lokallaşdırılması prosesinin nə qədər uzağa gedə biləcəyi sualına o, cavab verirdi ki, bu, yalnız elementar funksiyalara şamil edilir.[4] Görmə qavrayışı mərkəzi optik zonaya ötürülə bilər, eşitmə qavrayışı akustik siqnalların yayıldığı sahəyə göndərilir. Bunun hüdudlarından kənara çıxan hər şey - müxtəlif təsəvvürlərin anlayışda əlaqələndirilməsi və s. - assosiasiya sisteminin səlahiyyətinə aiddir; bu sistem baş beyin qabığının müxtəlif sahələrini bir-biri ilə əlaqələndirir, onları artıq bir yerdə lokallaşdırmır. Baş beyin qabığına daxil olan həssas impulslar orada uzunmüddətli təəssüratlar qoyur; Vernike belə güman edirdi ki, bunlar hər biri ayrı-ayrı hüceyrələrdə saxlanılır. "Baş beyin qabığı özünün altı yüz milyon qabıq cismi ilə (Meynertin hesablamalarına görə) xarici aləmdən gələn saysız-hesabsız hissi təəssüratların yazılarının zədələnmədən saxlanıla biləcəyi kifayət qədər ehtiyat yer təklif edir. Keçmiş oyanmaların bu qalıqları ilə - ki, biz onları xatirələr (yaddaş obrazları) adlandırmağı xoşlayırıq - baş beyin qabığı məskunlaşmışdır".[5]</w:t>
       </w:r>
     </w:p>
     <w:p>
@@ -2630,7 +2630,7 @@
     </w:p>
     <w:p>
       <w:r>
-        <w:t>Bu tədqiqat Petromyzon cinsinə aid olan və yetkin fərddən əvvəlki mərhələni təmsil edən *Petromyzon Planeri* növünə aid Pesko­roykalarda arxa sinir köklərinin mənşəyi haqqında aparılmışdır. Pesko­roykanın onurğa beyninin yetkin Minoga fərdinin onurğa beynindən əhəmiyyətli dərəcədə fərqləndiyini güman etmək yanlışdır: ikinci dərəcəli fərqlər tədqiqatımızın predmeti deyildir, çünki söhbət zaman keçdikcə itməyən və yaxın qohum heyvan növlərində müşahidə oluna bilən arxa kök liflərinin mənşəyinin müəyyən edilməsindən gedir. Hətta onlar ayrı-ayrı onurğalılarda tapılmasa belə, bu, yüksək dəstələr üçün sübuta yetirilmədiyi müddətcə, digərləri üçün təkzib sayıla bilməz.</w:t>
+        <w:t>Bu tədqiqat Petromyzon cinsinə aid olan və yetkin fərddən əvvəlki mərhələni təmsil edən *Petromyzon Planeri* növünə aid Pesko-roykalarda arxa sinir köklərinin mənşəyi haqqında aparılmışdır. Peskoroykanın onurğa beyninin yetkin Minoga fərdinin onurğa beynindən əhəmiyyətli dərəcədə fərqləndiyini güman etmək yanlışdır: ikinci dərəcəli fərqlər tədqiqatımızın predmeti deyildir, çünki söhbət zaman keçdikcə itməyən və yaxın qohum heyvan növlərində müşahidə oluna bilən arxa kök liflərinin mənşəyinin müəyyən edilməsindən gedir. Hətta onlar ayrı-ayrı onurğalılarda tapılmasa belə, bu, yüksək dəstələr üçün sübuta yetirilmədiyi müddətcə, digərləri üçün təkzib sayıla bilməz.</w:t>
       </w:r>
     </w:p>
     <w:p>
